--- a/public/cv/turkish/CV.docx
+++ b/public/cv/turkish/CV.docx
@@ -826,7 +826,7 @@
               <w:rPr/>
             </w:pPr>
             <w:r>
-              <w:t>Veri yapıları, algoritmalar, veritabanları, işletim sistemleri</w:t>
+              <w:t>Veri yapıları, algoritmalar, veritabanları, işletim sistemleri.</w:t>
             </w:r>
           </w:p>
           <w:p>
@@ -834,7 +834,7 @@
               <w:pStyle w:val="767"/>
             </w:pPr>
             <w:r>
-              <w:t>Yazılım mühendisliği, web teknolojileri, bilgisayar ağları</w:t>
+              <w:t>Yazılım mühendisliği, web teknolojileri, bilgisayar ağları.</w:t>
             </w:r>
           </w:p>
           <w:p>
@@ -842,7 +842,7 @@
               <w:pStyle w:val="767"/>
             </w:pPr>
             <w:r>
-              <w:t>Makine öğrenmesi, yapay zeka, grafik, bulut bilişim</w:t>
+              <w:t>Makine öğrenmesi, yapay zeka, grafik, bulut bilişim.</w:t>
             </w:r>
           </w:p>
         </w:tc>
@@ -1149,7 +1149,7 @@
               </w:rPr>
             </w:pPr>
             <w:r>
-              <w:t>Erasmus değişim programı, C++ ile OOP</w:t>
+              <w:t>Erasmus değişim programı, C++ ile OOP.</w:t>
             </w:r>
           </w:p>
           <w:p>
@@ -1157,7 +1157,7 @@
               <w:pStyle w:val="767"/>
             </w:pPr>
             <w:r>
-              <w:t>Blender ile 3D animasyon ve grafik</w:t>
+              <w:t>Blender ile 3D animasyon ve grafik.</w:t>
             </w:r>
           </w:p>
         </w:tc>
@@ -1468,7 +1468,7 @@
               <w:pStyle w:val="767"/>
             </w:pPr>
             <w:r>
-              <w:t>BT envanter, stok ve zimmet takibi için PostgreSQL şeması tasarladım</w:t>
+              <w:t>BT envanter, stok ve zimmet takibi için PostgreSQL şeması tasarladım.</w:t>
             </w:r>
           </w:p>
           <w:p>
@@ -1476,7 +1476,7 @@
               <w:pStyle w:val="767"/>
             </w:pPr>
             <w:r>
-              <w:t>İş gereksinimlerinden React + TypeScript CRM prototipi geliştirdim</w:t>
+              <w:t>İş gereksinimlerinden React + TypeScript CRM prototipi geliştirdim.</w:t>
             </w:r>
           </w:p>
           <w:p>
@@ -1484,7 +1484,7 @@
               <w:pStyle w:val="767"/>
             </w:pPr>
             <w:r>
-              <w:t>SAP, Jira, Qlik süreçleri; MASSGuard AI konsepti önerdim</w:t>
+              <w:t>SAP, Jira, Qlik süreçleri; MASSGuard AI konsepti önerdim.</w:t>
             </w:r>
           </w:p>
           <w:p>
@@ -1501,7 +1501,7 @@
               <w:pStyle w:val="767"/>
             </w:pPr>
             <w:r>
-              <w:t>SQL Server yedekleme platformu (ASP.NET Core, PostgreSQL, React)</w:t>
+              <w:t>SQL Server yedekleme platformu (ASP.NET Core, PostgreSQL, React).</w:t>
             </w:r>
           </w:p>
           <w:p>
@@ -1509,7 +1509,7 @@
               <w:pStyle w:val="767"/>
             </w:pPr>
             <w:r>
-              <w:t>Çevrimdışı öncelikli mail istemcisi (.NET 10, Flutter)</w:t>
+              <w:t>Çevrimdışı öncelikli mail istemcisi (.NET 10, Flutter).</w:t>
             </w:r>
           </w:p>
           <w:p>
@@ -1517,7 +1517,7 @@
               <w:pStyle w:val="767"/>
             </w:pPr>
             <w:r>
-              <w:t>Mutabakat uygulamasına küçük katkı. Referans istenirse paylaşılır</w:t>
+              <w:t>Mutabakat uygulamasına küçük katkı. Referans istenirse paylaşılır.</w:t>
             </w:r>
           </w:p>
           <w:p>
@@ -1534,7 +1534,7 @@
               <w:pStyle w:val="767"/>
             </w:pPr>
             <w:r>
-              <w:t>JSON tabanlı Python CLI uygulaması geliştirdim</w:t>
+              <w:t>JSON tabanlı Python CLI uygulaması geliştirdim.</w:t>
             </w:r>
           </w:p>
           <w:p>
@@ -1542,7 +1542,7 @@
               <w:pStyle w:val="767"/>
             </w:pPr>
             <w:r>
-              <w:t>Excel dashboard, AutoCAD çizim ve Blender 3D oda teslim ettim</w:t>
+              <w:t>Excel dashboard, AutoCAD çizim ve Blender 3D oda teslim ettim.</w:t>
             </w:r>
           </w:p>
           <w:p>

--- a/public/cv/turkish/CV.docx
+++ b/public/cv/turkish/CV.docx
@@ -119,7 +119,7 @@
       </w:tblGrid>
       <w:tr>
         <w:trPr>
-          <w:trHeight w:val="3000"/>
+          <w:trHeight w:val="2600"/>
         </w:trPr>
         <w:tc>
           <w:tcPr>
@@ -266,7 +266,7 @@
               <w:rPr/>
             </w:pPr>
             <w:r>
-              <w:t>Pamukkale Üniversitesi son sınıf Bilgisayar Mühendisliği öğrencisiyim. NestJS, PostgreSQL ve React ile backend ağırlıklı web uygulamaları geliştiriyorum. ADM, FLAP Yazılım ve TNC Group’ta staj yaptım; Erasmus ile Maribor’da okudum.</w:t>
+              <w:t>Pamukkale Üniversitesi son sınıf Bilgisayar Mühendisliği öğrencisiyim. NestJS, PostgreSQL ve React ile backend ağırlıklı web uygulamaları geliştiriyorum. ADM, FLAP Yazılım ve TNC Group’ta staj yaptım.</w:t>
             </w:r>
           </w:p>
         </w:tc>
@@ -1468,7 +1468,7 @@
               <w:pStyle w:val="767"/>
             </w:pPr>
             <w:r>
-              <w:t>BT envanter, stok ve zimmet takibi için PostgreSQL şeması tasarladım.</w:t>
+              <w:t>BT envanter ve zimmet için eksiksiz bir PostgreSQL veritabanı kurdum.</w:t>
             </w:r>
           </w:p>
           <w:p>
@@ -1476,7 +1476,7 @@
               <w:pStyle w:val="767"/>
             </w:pPr>
             <w:r>
-              <w:t>İş gereksinimlerinden React + TypeScript CRM prototipi geliştirdim.</w:t>
+              <w:t>Müşteri talep case study: kapsam, gereksinimler, React prototipi.</w:t>
             </w:r>
           </w:p>
           <w:p>
@@ -1485,6 +1485,14 @@
             </w:pPr>
             <w:r>
               <w:t>SAP, Jira, Qlik süreçleri; MASSGuard AI konsepti önerdim.</w:t>
+            </w:r>
+          </w:p>
+          <w:p>
+            <w:pPr>
+              <w:pStyle w:val="767"/>
+            </w:pPr>
+            <w:r>
+              <w:t>Referans istenirse paylaşılır.</w:t>
             </w:r>
           </w:p>
           <w:p>
@@ -1517,7 +1525,15 @@
               <w:pStyle w:val="767"/>
             </w:pPr>
             <w:r>
-              <w:t>Mutabakat uygulamasına küçük katkı. Referans istenirse paylaşılır.</w:t>
+              <w:t>Mutabakat uygulamasına küçük katkı.</w:t>
+            </w:r>
+          </w:p>
+          <w:p>
+            <w:pPr>
+              <w:pStyle w:val="767"/>
+            </w:pPr>
+            <w:r>
+              <w:t>Referans istenirse paylaşılır.</w:t>
             </w:r>
           </w:p>
           <w:p>
@@ -33826,7 +33842,7 @@
         <w:numId w:val="7"/>
       </w:numPr>
       <w:pBdr/>
-      <w:spacing w:after="20" w:line="264" w:lineRule="auto"/>
+      <w:spacing w:after="0" w:line="264" w:lineRule="auto"/>
       <w:ind w:left="360"/>
     </w:pPr>
     <w:rPr>

--- a/public/cv/turkish/CV.docx
+++ b/public/cv/turkish/CV.docx
@@ -119,7 +119,7 @@
       </w:tblGrid>
       <w:tr>
         <w:trPr>
-          <w:trHeight w:val="2600"/>
+          <w:trHeight w:val="3000"/>
         </w:trPr>
         <w:tc>
           <w:tcPr>
@@ -266,7 +266,7 @@
               <w:rPr/>
             </w:pPr>
             <w:r>
-              <w:t>Pamukkale Üniversitesi son sınıf Bilgisayar Mühendisliği öğrencisiyim. NestJS, PostgreSQL ve React ile backend ağırlıklı web uygulamaları geliştiriyorum. ADM, FLAP Yazılım ve TNC Group’ta staj yaptım.</w:t>
+              <w:t>Pamukkale Üniversitesi son sınıf Bilgisayar Mühendisliği öğrencisiyim. NestJS, PostgreSQL ve React ile backend ağırlıklı web uygulamaları geliştiriyorum. ADM, FLAP Yazılım ve TNC Group’ta staj yaptım; Erasmus ile Maribor’da okudum.</w:t>
             </w:r>
           </w:p>
         </w:tc>
@@ -1476,7 +1476,7 @@
               <w:pStyle w:val="767"/>
             </w:pPr>
             <w:r>
-              <w:t>Müşteri talep case study: kapsam, gereksinimler, React prototipi.</w:t>
+              <w:t>Müşteri talep case study: kapsam, gereksinimler, wireframe, React prototipi.</w:t>
             </w:r>
           </w:p>
           <w:p>
@@ -1631,7 +1631,7 @@
       <w:endnotePr/>
       <w:type w:val="nextPage"/>
       <w:pgSz w:h="15840" w:orient="portrait" w:w="12240"/>
-      <w:pgMar w:top="560" w:right="720" w:bottom="240" w:left="720" w:header="0" w:footer="0" w:gutter="0"/>
+      <w:pgMar w:top="200" w:right="720" w:bottom="100" w:left="720" w:header="0" w:footer="0" w:gutter="0"/>
       <w:cols w:num="1" w:sep="0" w:space="720" w:equalWidth="1"/>
     </w:sectPr>
   </w:body>

--- a/public/cv/turkish/CV.docx
+++ b/public/cv/turkish/CV.docx
@@ -612,36 +612,63 @@
             <w:pPr>
               <w:pStyle w:val="767"/>
               <w:pBdr/>
-              <w:spacing/>
+              <w:spacing w:after="180"/>
+              <w:contextualSpacing w:val="0"/>
               <w:ind/>
               <w:rPr/>
             </w:pPr>
+            <w:r/>
             <w:r>
-              <w:t>Programlama Dilleri: Java, C#, TypeScript, SQL, HTML, CSS</w:t>
+              <w:rPr>
+                <w:b/>
+              </w:rPr>
+              <w:t>Programlama Dilleri</w:t>
+              <w:br/>
+            </w:r>
+            <w:r>
+              <w:t>Java, C#, TypeScript, SQL, HTML, CSS</w:t>
             </w:r>
           </w:p>
           <w:p>
             <w:pPr>
               <w:pStyle w:val="767"/>
               <w:pBdr/>
-              <w:spacing/>
+              <w:spacing w:after="180"/>
+              <w:contextualSpacing w:val="0"/>
               <w:ind/>
               <w:rPr/>
             </w:pPr>
+            <w:r/>
             <w:r>
-              <w:t>Framework ve Teknolojiler: React, Next.js, React Native, Flutter, NestJS, REST API, .NET, .NET Web API, MS SQL Server, PostgreSQL, Expo</w:t>
+              <w:rPr>
+                <w:b/>
+              </w:rPr>
+              <w:t>Framework ve Teknolojiler</w:t>
+              <w:br/>
+            </w:r>
+            <w:r>
+              <w:t>React, Next.js, React Native, Flutter, NestJS, REST API, .NET, .NET Web API, MS SQL Server, PostgreSQL, Expo</w:t>
             </w:r>
           </w:p>
           <w:p>
             <w:pPr>
               <w:pStyle w:val="767"/>
               <w:pBdr/>
-              <w:spacing/>
+              <w:spacing w:after="180"/>
+              <w:contextualSpacing w:val="0"/>
               <w:ind/>
               <w:rPr/>
             </w:pPr>
+            <w:r/>
             <w:r>
-              <w:t>Araçlar ve Yazılımlar: Git/GitHub, Docker, Linux</w:t>
+              <w:rPr>
+                <w:b/>
+              </w:rPr>
+              <w:t>Araçlar ve Yazılımlar</w:t>
+              <w:br/>
+            </w:r>
+            <w:r>
+              <w:t>Git/GitHub, Docker, Linux</w:t>
             </w:r>
           </w:p>
         </w:tc>

--- a/public/cv/turkish/CV.docx
+++ b/public/cv/turkish/CV.docx
@@ -610,10 +610,8 @@
           </w:p>
           <w:p>
             <w:pPr>
-              <w:pStyle w:val="767"/>
               <w:pBdr/>
-              <w:spacing w:after="180"/>
-              <w:contextualSpacing w:val="0"/>
+              <w:spacing w:before="120"/>
               <w:ind/>
               <w:rPr/>
             </w:pPr>
@@ -623,18 +621,28 @@
                 <w:b/>
               </w:rPr>
               <w:t>Programlama Dilleri</w:t>
-              <w:br/>
-            </w:r>
-            <w:r>
-              <w:t>Java, C#, TypeScript, SQL, HTML, CSS</w:t>
             </w:r>
           </w:p>
           <w:p>
             <w:pPr>
               <w:pStyle w:val="767"/>
+            </w:pPr>
+            <w:r>
+              <w:t>Java, C#, TypeScript</w:t>
+            </w:r>
+          </w:p>
+          <w:p>
+            <w:pPr>
+              <w:pStyle w:val="767"/>
+            </w:pPr>
+            <w:r>
+              <w:t>SQL, HTML, CSS</w:t>
+            </w:r>
+          </w:p>
+          <w:p>
+            <w:pPr>
               <w:pBdr/>
-              <w:spacing w:after="180"/>
-              <w:contextualSpacing w:val="0"/>
+              <w:spacing w:before="120"/>
               <w:ind/>
               <w:rPr/>
             </w:pPr>
@@ -644,18 +652,44 @@
                 <w:b/>
               </w:rPr>
               <w:t>Framework ve Teknolojiler</w:t>
-              <w:br/>
-            </w:r>
-            <w:r>
-              <w:t>React, Next.js, React Native, Flutter, NestJS, REST API, .NET, .NET Web API, MS SQL Server, PostgreSQL, Expo</w:t>
             </w:r>
           </w:p>
           <w:p>
             <w:pPr>
               <w:pStyle w:val="767"/>
+            </w:pPr>
+            <w:r>
+              <w:t>Ön yüz: React, Next.js</w:t>
+            </w:r>
+          </w:p>
+          <w:p>
+            <w:pPr>
+              <w:pStyle w:val="767"/>
+            </w:pPr>
+            <w:r>
+              <w:t>Mobil: React Native, Flutter, Expo</w:t>
+            </w:r>
+          </w:p>
+          <w:p>
+            <w:pPr>
+              <w:pStyle w:val="767"/>
+            </w:pPr>
+            <w:r>
+              <w:t>Arka yüz: NestJS, .NET, .NET Web API, REST API</w:t>
+            </w:r>
+          </w:p>
+          <w:p>
+            <w:pPr>
+              <w:pStyle w:val="767"/>
+            </w:pPr>
+            <w:r>
+              <w:t>Veritabanı: PostgreSQL, MS SQL Server</w:t>
+            </w:r>
+          </w:p>
+          <w:p>
+            <w:pPr>
               <w:pBdr/>
-              <w:spacing w:after="180"/>
-              <w:contextualSpacing w:val="0"/>
+              <w:spacing w:before="120"/>
               <w:ind/>
               <w:rPr/>
             </w:pPr>
@@ -665,8 +699,12 @@
                 <w:b/>
               </w:rPr>
               <w:t>Araçlar ve Yazılımlar</w:t>
-              <w:br/>
             </w:r>
+          </w:p>
+          <w:p>
+            <w:pPr>
+              <w:pStyle w:val="767"/>
+            </w:pPr>
             <w:r>
               <w:t>Git/GitHub, Docker, Linux</w:t>
             </w:r>

--- a/public/cv/turkish/CV.docx
+++ b/public/cv/turkish/CV.docx
@@ -659,7 +659,7 @@
               <w:pStyle w:val="767"/>
             </w:pPr>
             <w:r>
-              <w:t>Ön yüz: React, Next.js</w:t>
+              <w:t>Frontend: React, Next.js</w:t>
             </w:r>
           </w:p>
           <w:p>
@@ -675,7 +675,7 @@
               <w:pStyle w:val="767"/>
             </w:pPr>
             <w:r>
-              <w:t>Arka yüz: NestJS, .NET, .NET Web API, REST API</w:t>
+              <w:t>Backend: NestJS, .NET, .NET Web API, REST API</w:t>
             </w:r>
           </w:p>
           <w:p>

--- a/public/cv/turkish/CV.docx
+++ b/public/cv/turkish/CV.docx
@@ -23,8 +23,8 @@
                 <wp:positionH relativeFrom="page">
                   <wp:posOffset>0</wp:posOffset>
                 </wp:positionH>
-                <wp:positionV relativeFrom="paragraph">
-                  <wp:posOffset>-402590</wp:posOffset>
+                <wp:positionV relativeFrom="page">
+                  <wp:posOffset>0</wp:posOffset>
                 </wp:positionV>
                 <wp:extent cx="2816352" cy="10058400"/>
                 <wp:effectExtent l="0" t="0" r="3175" b="0"/>
@@ -45,7 +45,7 @@
                           <a:avLst/>
                         </a:prstGeom>
                         <a:solidFill>
-                          <a:schemeClr val="accent1"/>
+                          <a:srgbClr val="DCE6F2"/>
                         </a:solidFill>
                         <a:ln>
                           <a:noFill/>
